--- a/문서/2021180044_황광진/황광진_작업일지_28.docx
+++ b/문서/2021180044_황광진/황광진_작업일지_28.docx
@@ -138,11 +138,6 @@
             </w:r>
           </w:p>
           <w:p>
-            <w:pPr>
-              <w:rPr>
-                <w:rFonts w:hint="eastAsia"/>
-              </w:rPr>
-            </w:pPr>
             <w:r>
               <w:t>202</w:t>
             </w:r>
@@ -239,16 +234,45 @@
             <w:tcW w:w="7513" w:type="dxa"/>
             <w:gridSpan w:val="5"/>
           </w:tcPr>
-          <w:p/>
+          <w:p>
+            <w:r>
+              <w:rPr>
+                <w:rFonts w:hint="eastAsia"/>
+              </w:rPr>
+              <w:t>인벤토리 로직만 구현 (이미지 x)</w:t>
+            </w:r>
+          </w:p>
+          <w:p>
+            <w:pPr>
+              <w:rPr>
+                <w:rFonts w:hint="eastAsia"/>
+              </w:rPr>
+            </w:pPr>
+            <w:r>
+              <w:rPr>
+                <w:rFonts w:hint="eastAsia"/>
+              </w:rPr>
+              <w:t xml:space="preserve">앵커 아이템 및 </w:t>
+            </w:r>
+            <w:proofErr w:type="spellStart"/>
+            <w:r>
+              <w:rPr>
+                <w:rFonts w:hint="eastAsia"/>
+              </w:rPr>
+              <w:t>초코</w:t>
+            </w:r>
+            <w:proofErr w:type="spellEnd"/>
+            <w:r>
+              <w:rPr>
+                <w:rFonts w:hint="eastAsia"/>
+              </w:rPr>
+              <w:t xml:space="preserve"> 아이템 인벤토리에 적용</w:t>
+            </w:r>
+          </w:p>
         </w:tc>
       </w:tr>
     </w:tbl>
     <w:p>
-      <w:pPr>
-        <w:rPr>
-          <w:rFonts w:hint="eastAsia"/>
-        </w:rPr>
-      </w:pPr>
       <w:r>
         <w:rPr>
           <w:rFonts w:hint="eastAsia"/>
@@ -264,10 +288,13 @@
     </w:p>
     <w:p>
       <w:r>
+        <w:rPr>
+          <w:noProof/>
+        </w:rPr>
         <w:drawing>
-          <wp:inline distT="0" distB="0" distL="0" distR="0" wp14:anchorId="74F68586" wp14:editId="6D32C025">
-            <wp:extent cx="3515216" cy="3210373"/>
-            <wp:effectExtent l="0" t="0" r="9525" b="9525"/>
+          <wp:inline distT="0" distB="0" distL="0" distR="0" wp14:anchorId="74F68586" wp14:editId="5194BE2C">
+            <wp:extent cx="2549637" cy="2328530"/>
+            <wp:effectExtent l="0" t="0" r="3175" b="0"/>
             <wp:docPr id="794499310" name="그림 1" descr="커튼, 직사각형, 텍스트, 디자인이(가) 표시된 사진&#10;&#10;자동 생성된 설명"/>
             <wp:cNvGraphicFramePr>
               <a:graphicFrameLocks xmlns:a="http://schemas.openxmlformats.org/drawingml/2006/main" noChangeAspect="1"/>
@@ -288,7 +315,7 @@
                   <pic:spPr>
                     <a:xfrm>
                       <a:off x="0" y="0"/>
-                      <a:ext cx="3515216" cy="3210373"/>
+                      <a:ext cx="2558601" cy="2336716"/>
                     </a:xfrm>
                     <a:prstGeom prst="rect">
                       <a:avLst/>
@@ -324,16 +351,14 @@
       </w:r>
     </w:p>
     <w:p>
-      <w:pPr>
+      <w:r>
         <w:rPr>
-          <w:rFonts w:hint="eastAsia"/>
+          <w:noProof/>
         </w:rPr>
-      </w:pPr>
-      <w:r>
         <w:drawing>
-          <wp:inline distT="0" distB="0" distL="0" distR="0" wp14:anchorId="7B7AE404" wp14:editId="39DAA307">
-            <wp:extent cx="3277057" cy="3248478"/>
-            <wp:effectExtent l="0" t="0" r="0" b="9525"/>
+          <wp:inline distT="0" distB="0" distL="0" distR="0" wp14:anchorId="7B7AE404" wp14:editId="4F7CA7C5">
+            <wp:extent cx="2531360" cy="2509284"/>
+            <wp:effectExtent l="0" t="0" r="2540" b="5715"/>
             <wp:docPr id="1710701954" name="그림 1" descr="텍스트, 커튼, 스크린샷, 디자인이(가) 표시된 사진&#10;&#10;자동 생성된 설명"/>
             <wp:cNvGraphicFramePr>
               <a:graphicFrameLocks xmlns:a="http://schemas.openxmlformats.org/drawingml/2006/main" noChangeAspect="1"/>
@@ -354,7 +379,7 @@
                   <pic:spPr>
                     <a:xfrm>
                       <a:off x="0" y="0"/>
-                      <a:ext cx="3277057" cy="3248478"/>
+                      <a:ext cx="2541767" cy="2519601"/>
                     </a:xfrm>
                     <a:prstGeom prst="rect">
                       <a:avLst/>
@@ -368,11 +393,6 @@
       </w:r>
     </w:p>
     <w:p>
-      <w:pPr>
-        <w:rPr>
-          <w:rFonts w:hint="eastAsia"/>
-        </w:rPr>
-      </w:pPr>
       <w:r>
         <w:rPr>
           <w:rFonts w:hint="eastAsia"/>
@@ -383,6 +403,10 @@
     <w:p/>
     <w:p>
       <w:r>
+        <w:rPr>
+          <w:noProof/>
+        </w:rPr>
+        <w:lastRenderedPageBreak/>
         <w:drawing>
           <wp:inline distT="0" distB="0" distL="0" distR="0" wp14:anchorId="5A2C077F" wp14:editId="048530E2">
             <wp:extent cx="2524953" cy="2998382"/>
@@ -435,12 +459,10 @@
       </w:r>
     </w:p>
     <w:p>
-      <w:pPr>
+      <w:r>
         <w:rPr>
-          <w:rFonts w:hint="eastAsia"/>
+          <w:noProof/>
         </w:rPr>
-      </w:pPr>
-      <w:r>
         <w:drawing>
           <wp:inline distT="0" distB="0" distL="0" distR="0" wp14:anchorId="4B0F9BCF" wp14:editId="69703C7F">
             <wp:extent cx="2509284" cy="3045418"/>
@@ -532,11 +554,14 @@
     <w:p/>
     <w:p>
       <w:r>
+        <w:rPr>
+          <w:noProof/>
+        </w:rPr>
         <w:lastRenderedPageBreak/>
         <w:drawing>
-          <wp:inline distT="0" distB="0" distL="0" distR="0" wp14:anchorId="5DB58B20" wp14:editId="5E90A204">
-            <wp:extent cx="3639058" cy="3429479"/>
-            <wp:effectExtent l="0" t="0" r="0" b="0"/>
+          <wp:inline distT="0" distB="0" distL="0" distR="0" wp14:anchorId="5DB58B20" wp14:editId="76227D41">
+            <wp:extent cx="2562225" cy="2414662"/>
+            <wp:effectExtent l="0" t="0" r="0" b="5080"/>
             <wp:docPr id="1390628932" name="그림 1" descr="스크린샷, 직사각형, 디자인, 사각형이(가) 표시된 사진&#10;&#10;자동 생성된 설명"/>
             <wp:cNvGraphicFramePr>
               <a:graphicFrameLocks xmlns:a="http://schemas.openxmlformats.org/drawingml/2006/main" noChangeAspect="1"/>
@@ -557,7 +582,7 @@
                   <pic:spPr>
                     <a:xfrm>
                       <a:off x="0" y="0"/>
-                      <a:ext cx="3639058" cy="3429479"/>
+                      <a:ext cx="2571939" cy="2423816"/>
                     </a:xfrm>
                     <a:prstGeom prst="rect">
                       <a:avLst/>
@@ -587,15 +612,42 @@
         <w:rPr>
           <w:rFonts w:hint="eastAsia"/>
         </w:rPr>
-        <w:t xml:space="preserve"> 및 정 가운데에 노란색 네모 배치</w:t>
+        <w:t xml:space="preserve"> 및 정</w:t>
+      </w:r>
+      <w:r>
+        <w:rPr>
+          <w:rFonts w:hint="eastAsia"/>
+        </w:rPr>
+        <w:t>중앙</w:t>
+      </w:r>
+      <w:r>
+        <w:rPr>
+          <w:rFonts w:hint="eastAsia"/>
+        </w:rPr>
+        <w:t>에 노란색 네모</w:t>
+      </w:r>
+      <w:r>
+        <w:rPr>
+          <w:rFonts w:hint="eastAsia"/>
+        </w:rPr>
+        <w:t xml:space="preserve"> 다시</w:t>
+      </w:r>
+      <w:r>
+        <w:rPr>
+          <w:rFonts w:hint="eastAsia"/>
+        </w:rPr>
+        <w:t xml:space="preserve"> 배치</w:t>
       </w:r>
     </w:p>
     <w:p>
       <w:r>
+        <w:rPr>
+          <w:noProof/>
+        </w:rPr>
         <w:drawing>
-          <wp:inline distT="0" distB="0" distL="0" distR="0" wp14:anchorId="786CA13C" wp14:editId="157AFA06">
-            <wp:extent cx="3620005" cy="3343742"/>
-            <wp:effectExtent l="0" t="0" r="0" b="9525"/>
+          <wp:inline distT="0" distB="0" distL="0" distR="0" wp14:anchorId="786CA13C" wp14:editId="709D4721">
+            <wp:extent cx="2562447" cy="2366893"/>
+            <wp:effectExtent l="0" t="0" r="0" b="0"/>
             <wp:docPr id="681650970" name="그림 1" descr="텍스트, 스크린샷, 그래픽 디자인, 디자인이(가) 표시된 사진&#10;&#10;자동 생성된 설명"/>
             <wp:cNvGraphicFramePr>
               <a:graphicFrameLocks xmlns:a="http://schemas.openxmlformats.org/drawingml/2006/main" noChangeAspect="1"/>
@@ -616,7 +668,7 @@
                   <pic:spPr>
                     <a:xfrm>
                       <a:off x="0" y="0"/>
-                      <a:ext cx="3620005" cy="3343742"/>
+                      <a:ext cx="2570814" cy="2374622"/>
                     </a:xfrm>
                     <a:prstGeom prst="rect">
                       <a:avLst/>
@@ -630,11 +682,6 @@
       </w:r>
     </w:p>
     <w:p>
-      <w:pPr>
-        <w:rPr>
-          <w:rFonts w:hint="eastAsia"/>
-        </w:rPr>
-      </w:pPr>
       <w:r>
         <w:rPr>
           <w:rFonts w:hint="eastAsia"/>
@@ -642,8 +689,378 @@
         <w:t>7) 만약 사용하지 않고 인벤토리 재 오픈 시 아이템 위치에서 노란색 네모 시작</w:t>
       </w:r>
     </w:p>
+    <w:p>
+      <w:pPr>
+        <w:rPr>
+          <w:rFonts w:hint="eastAsia"/>
+        </w:rPr>
+      </w:pPr>
+    </w:p>
+    <w:p>
+      <w:r>
+        <w:rPr>
+          <w:rFonts w:hint="eastAsia"/>
+        </w:rPr>
+        <w:t>2. 인벤토리 5 x 5 중 정 가운데는 맨손으로 고정</w:t>
+      </w:r>
+      <w:r>
+        <w:rPr>
+          <w:rFonts w:hint="eastAsia"/>
+        </w:rPr>
+        <w:t>되게 수정</w:t>
+      </w:r>
+    </w:p>
+    <w:p>
+      <w:pPr>
+        <w:rPr>
+          <w:rFonts w:hint="eastAsia"/>
+        </w:rPr>
+      </w:pPr>
+      <w:r>
+        <w:drawing>
+          <wp:inline distT="0" distB="0" distL="0" distR="0" wp14:anchorId="507AFA1C" wp14:editId="54220CE1">
+            <wp:extent cx="2188182" cy="2083982"/>
+            <wp:effectExtent l="0" t="0" r="3175" b="0"/>
+            <wp:docPr id="501568382" name="그림 1" descr="직사각형, 패턴, 예술, 스크린샷이(가) 표시된 사진&#10;&#10;자동 생성된 설명"/>
+            <wp:cNvGraphicFramePr>
+              <a:graphicFrameLocks xmlns:a="http://schemas.openxmlformats.org/drawingml/2006/main" noChangeAspect="1"/>
+            </wp:cNvGraphicFramePr>
+            <a:graphic xmlns:a="http://schemas.openxmlformats.org/drawingml/2006/main">
+              <a:graphicData uri="http://schemas.openxmlformats.org/drawingml/2006/picture">
+                <pic:pic xmlns:pic="http://schemas.openxmlformats.org/drawingml/2006/picture">
+                  <pic:nvPicPr>
+                    <pic:cNvPr id="501568382" name="그림 1" descr="직사각형, 패턴, 예술, 스크린샷이(가) 표시된 사진&#10;&#10;자동 생성된 설명"/>
+                    <pic:cNvPicPr/>
+                  </pic:nvPicPr>
+                  <pic:blipFill>
+                    <a:blip r:embed="rId13"/>
+                    <a:stretch>
+                      <a:fillRect/>
+                    </a:stretch>
+                  </pic:blipFill>
+                  <pic:spPr>
+                    <a:xfrm>
+                      <a:off x="0" y="0"/>
+                      <a:ext cx="2191426" cy="2087071"/>
+                    </a:xfrm>
+                    <a:prstGeom prst="rect">
+                      <a:avLst/>
+                    </a:prstGeom>
+                  </pic:spPr>
+                </pic:pic>
+              </a:graphicData>
+            </a:graphic>
+          </wp:inline>
+        </w:drawing>
+      </w:r>
+      <w:r>
+        <w:drawing>
+          <wp:inline distT="0" distB="0" distL="0" distR="0" wp14:anchorId="543D6C51" wp14:editId="14B9D020">
+            <wp:extent cx="2200940" cy="2100326"/>
+            <wp:effectExtent l="0" t="0" r="8890" b="0"/>
+            <wp:docPr id="629029523" name="그림 1" descr="직사각형, 스크린샷, 패턴, 예술이(가) 표시된 사진&#10;&#10;자동 생성된 설명"/>
+            <wp:cNvGraphicFramePr>
+              <a:graphicFrameLocks xmlns:a="http://schemas.openxmlformats.org/drawingml/2006/main" noChangeAspect="1"/>
+            </wp:cNvGraphicFramePr>
+            <a:graphic xmlns:a="http://schemas.openxmlformats.org/drawingml/2006/main">
+              <a:graphicData uri="http://schemas.openxmlformats.org/drawingml/2006/picture">
+                <pic:pic xmlns:pic="http://schemas.openxmlformats.org/drawingml/2006/picture">
+                  <pic:nvPicPr>
+                    <pic:cNvPr id="629029523" name="그림 1" descr="직사각형, 스크린샷, 패턴, 예술이(가) 표시된 사진&#10;&#10;자동 생성된 설명"/>
+                    <pic:cNvPicPr/>
+                  </pic:nvPicPr>
+                  <pic:blipFill>
+                    <a:blip r:embed="rId14"/>
+                    <a:stretch>
+                      <a:fillRect/>
+                    </a:stretch>
+                  </pic:blipFill>
+                  <pic:spPr>
+                    <a:xfrm>
+                      <a:off x="0" y="0"/>
+                      <a:ext cx="2208973" cy="2107991"/>
+                    </a:xfrm>
+                    <a:prstGeom prst="rect">
+                      <a:avLst/>
+                    </a:prstGeom>
+                  </pic:spPr>
+                </pic:pic>
+              </a:graphicData>
+            </a:graphic>
+          </wp:inline>
+        </w:drawing>
+      </w:r>
+    </w:p>
+    <w:p>
+      <w:r>
+        <w:rPr>
+          <w:rFonts w:hint="eastAsia"/>
+        </w:rPr>
+        <w:lastRenderedPageBreak/>
+        <w:t>3. 스태미나 회복 아이템 모델링 엔진에 적용</w:t>
+      </w:r>
+    </w:p>
+    <w:p>
+      <w:pPr>
+        <w:rPr>
+          <w:rFonts w:hint="eastAsia"/>
+        </w:rPr>
+      </w:pPr>
+      <w:r>
+        <w:drawing>
+          <wp:inline distT="0" distB="0" distL="0" distR="0" wp14:anchorId="7304BF03" wp14:editId="3833C4AC">
+            <wp:extent cx="5731510" cy="1682750"/>
+            <wp:effectExtent l="0" t="0" r="2540" b="0"/>
+            <wp:docPr id="163980817" name="그림 1" descr="스크린샷, 하늘, 구름, 텍스트이(가) 표시된 사진&#10;&#10;자동 생성된 설명"/>
+            <wp:cNvGraphicFramePr>
+              <a:graphicFrameLocks xmlns:a="http://schemas.openxmlformats.org/drawingml/2006/main" noChangeAspect="1"/>
+            </wp:cNvGraphicFramePr>
+            <a:graphic xmlns:a="http://schemas.openxmlformats.org/drawingml/2006/main">
+              <a:graphicData uri="http://schemas.openxmlformats.org/drawingml/2006/picture">
+                <pic:pic xmlns:pic="http://schemas.openxmlformats.org/drawingml/2006/picture">
+                  <pic:nvPicPr>
+                    <pic:cNvPr id="163980817" name="그림 1" descr="스크린샷, 하늘, 구름, 텍스트이(가) 표시된 사진&#10;&#10;자동 생성된 설명"/>
+                    <pic:cNvPicPr/>
+                  </pic:nvPicPr>
+                  <pic:blipFill>
+                    <a:blip r:embed="rId15"/>
+                    <a:stretch>
+                      <a:fillRect/>
+                    </a:stretch>
+                  </pic:blipFill>
+                  <pic:spPr>
+                    <a:xfrm>
+                      <a:off x="0" y="0"/>
+                      <a:ext cx="5731510" cy="1682750"/>
+                    </a:xfrm>
+                    <a:prstGeom prst="rect">
+                      <a:avLst/>
+                    </a:prstGeom>
+                  </pic:spPr>
+                </pic:pic>
+              </a:graphicData>
+            </a:graphic>
+          </wp:inline>
+        </w:drawing>
+      </w:r>
+    </w:p>
     <w:p/>
+    <w:p>
+      <w:pPr>
+        <w:rPr>
+          <w:rFonts w:hint="eastAsia"/>
+        </w:rPr>
+      </w:pPr>
+      <w:r>
+        <w:rPr>
+          <w:rFonts w:hint="eastAsia"/>
+        </w:rPr>
+        <w:t>4. 스태미나 회복 아이템 로직만 구현 (</w:t>
+      </w:r>
+      <w:proofErr w:type="spellStart"/>
+      <w:r>
+        <w:rPr>
+          <w:rFonts w:hint="eastAsia"/>
+        </w:rPr>
+        <w:t>회복량</w:t>
+      </w:r>
+      <w:proofErr w:type="spellEnd"/>
+      <w:r>
+        <w:rPr>
+          <w:rFonts w:hint="eastAsia"/>
+        </w:rPr>
+        <w:t xml:space="preserve"> 30, </w:t>
+      </w:r>
+      <w:proofErr w:type="spellStart"/>
+      <w:r>
+        <w:rPr>
+          <w:rFonts w:hint="eastAsia"/>
+        </w:rPr>
+        <w:t>한칸에</w:t>
+      </w:r>
+      <w:proofErr w:type="spellEnd"/>
+      <w:r>
+        <w:rPr>
+          <w:rFonts w:hint="eastAsia"/>
+        </w:rPr>
+        <w:t xml:space="preserve"> 최대 보유 개수 10개)</w:t>
+      </w:r>
+    </w:p>
+    <w:p>
+      <w:r>
+        <w:drawing>
+          <wp:inline distT="0" distB="0" distL="0" distR="0" wp14:anchorId="7E89CBAB" wp14:editId="3C5BCE52">
+            <wp:extent cx="5731510" cy="523240"/>
+            <wp:effectExtent l="0" t="0" r="2540" b="0"/>
+            <wp:docPr id="746280184" name="그림 1"/>
+            <wp:cNvGraphicFramePr>
+              <a:graphicFrameLocks xmlns:a="http://schemas.openxmlformats.org/drawingml/2006/main" noChangeAspect="1"/>
+            </wp:cNvGraphicFramePr>
+            <a:graphic xmlns:a="http://schemas.openxmlformats.org/drawingml/2006/main">
+              <a:graphicData uri="http://schemas.openxmlformats.org/drawingml/2006/picture">
+                <pic:pic xmlns:pic="http://schemas.openxmlformats.org/drawingml/2006/picture">
+                  <pic:nvPicPr>
+                    <pic:cNvPr id="746280184" name=""/>
+                    <pic:cNvPicPr/>
+                  </pic:nvPicPr>
+                  <pic:blipFill>
+                    <a:blip r:embed="rId16"/>
+                    <a:stretch>
+                      <a:fillRect/>
+                    </a:stretch>
+                  </pic:blipFill>
+                  <pic:spPr>
+                    <a:xfrm>
+                      <a:off x="0" y="0"/>
+                      <a:ext cx="5731510" cy="523240"/>
+                    </a:xfrm>
+                    <a:prstGeom prst="rect">
+                      <a:avLst/>
+                    </a:prstGeom>
+                  </pic:spPr>
+                </pic:pic>
+              </a:graphicData>
+            </a:graphic>
+          </wp:inline>
+        </w:drawing>
+      </w:r>
+    </w:p>
+    <w:p>
+      <w:r>
+        <w:drawing>
+          <wp:inline distT="0" distB="0" distL="0" distR="0" wp14:anchorId="559E5110" wp14:editId="6F931ED7">
+            <wp:extent cx="2728741" cy="2562446"/>
+            <wp:effectExtent l="0" t="0" r="0" b="9525"/>
+            <wp:docPr id="2045356811" name="그림 1" descr="스크린샷, 직사각형, 패턴, 그래픽이(가) 표시된 사진&#10;&#10;자동 생성된 설명"/>
+            <wp:cNvGraphicFramePr>
+              <a:graphicFrameLocks xmlns:a="http://schemas.openxmlformats.org/drawingml/2006/main" noChangeAspect="1"/>
+            </wp:cNvGraphicFramePr>
+            <a:graphic xmlns:a="http://schemas.openxmlformats.org/drawingml/2006/main">
+              <a:graphicData uri="http://schemas.openxmlformats.org/drawingml/2006/picture">
+                <pic:pic xmlns:pic="http://schemas.openxmlformats.org/drawingml/2006/picture">
+                  <pic:nvPicPr>
+                    <pic:cNvPr id="2045356811" name="그림 1" descr="스크린샷, 직사각형, 패턴, 그래픽이(가) 표시된 사진&#10;&#10;자동 생성된 설명"/>
+                    <pic:cNvPicPr/>
+                  </pic:nvPicPr>
+                  <pic:blipFill>
+                    <a:blip r:embed="rId17"/>
+                    <a:stretch>
+                      <a:fillRect/>
+                    </a:stretch>
+                  </pic:blipFill>
+                  <pic:spPr>
+                    <a:xfrm>
+                      <a:off x="0" y="0"/>
+                      <a:ext cx="2830484" cy="2657988"/>
+                    </a:xfrm>
+                    <a:prstGeom prst="rect">
+                      <a:avLst/>
+                    </a:prstGeom>
+                  </pic:spPr>
+                </pic:pic>
+              </a:graphicData>
+            </a:graphic>
+          </wp:inline>
+        </w:drawing>
+      </w:r>
+    </w:p>
     <w:p/>
+    <w:p>
+      <w:r>
+        <w:rPr>
+          <w:rFonts w:hint="eastAsia"/>
+        </w:rPr>
+        <w:t xml:space="preserve">5, 사용시 스태미나 회복 </w:t>
+      </w:r>
+    </w:p>
+    <w:p>
+      <w:pPr>
+        <w:rPr>
+          <w:rFonts w:hint="eastAsia"/>
+        </w:rPr>
+      </w:pPr>
+      <w:r>
+        <w:drawing>
+          <wp:inline distT="0" distB="0" distL="0" distR="0" wp14:anchorId="0A1E6FF8" wp14:editId="1FD76C57">
+            <wp:extent cx="1428949" cy="1467055"/>
+            <wp:effectExtent l="0" t="0" r="0" b="0"/>
+            <wp:docPr id="1349817874" name="그림 1" descr="텍스트, 폰트, 스크린샷, 그래픽 디자인이(가) 표시된 사진&#10;&#10;자동 생성된 설명"/>
+            <wp:cNvGraphicFramePr>
+              <a:graphicFrameLocks xmlns:a="http://schemas.openxmlformats.org/drawingml/2006/main" noChangeAspect="1"/>
+            </wp:cNvGraphicFramePr>
+            <a:graphic xmlns:a="http://schemas.openxmlformats.org/drawingml/2006/main">
+              <a:graphicData uri="http://schemas.openxmlformats.org/drawingml/2006/picture">
+                <pic:pic xmlns:pic="http://schemas.openxmlformats.org/drawingml/2006/picture">
+                  <pic:nvPicPr>
+                    <pic:cNvPr id="1349817874" name="그림 1" descr="텍스트, 폰트, 스크린샷, 그래픽 디자인이(가) 표시된 사진&#10;&#10;자동 생성된 설명"/>
+                    <pic:cNvPicPr/>
+                  </pic:nvPicPr>
+                  <pic:blipFill>
+                    <a:blip r:embed="rId18"/>
+                    <a:stretch>
+                      <a:fillRect/>
+                    </a:stretch>
+                  </pic:blipFill>
+                  <pic:spPr>
+                    <a:xfrm>
+                      <a:off x="0" y="0"/>
+                      <a:ext cx="1428949" cy="1467055"/>
+                    </a:xfrm>
+                    <a:prstGeom prst="rect">
+                      <a:avLst/>
+                    </a:prstGeom>
+                  </pic:spPr>
+                </pic:pic>
+              </a:graphicData>
+            </a:graphic>
+          </wp:inline>
+        </w:drawing>
+      </w:r>
+      <w:r>
+        <w:drawing>
+          <wp:inline distT="0" distB="0" distL="0" distR="0" wp14:anchorId="437EF2C8" wp14:editId="6FD97B4C">
+            <wp:extent cx="1333686" cy="1419423"/>
+            <wp:effectExtent l="0" t="0" r="0" b="9525"/>
+            <wp:docPr id="531496816" name="그림 1" descr="텍스트, 폰트, 스크린샷, 그래픽 디자인이(가) 표시된 사진&#10;&#10;자동 생성된 설명"/>
+            <wp:cNvGraphicFramePr>
+              <a:graphicFrameLocks xmlns:a="http://schemas.openxmlformats.org/drawingml/2006/main" noChangeAspect="1"/>
+            </wp:cNvGraphicFramePr>
+            <a:graphic xmlns:a="http://schemas.openxmlformats.org/drawingml/2006/main">
+              <a:graphicData uri="http://schemas.openxmlformats.org/drawingml/2006/picture">
+                <pic:pic xmlns:pic="http://schemas.openxmlformats.org/drawingml/2006/picture">
+                  <pic:nvPicPr>
+                    <pic:cNvPr id="531496816" name="그림 1" descr="텍스트, 폰트, 스크린샷, 그래픽 디자인이(가) 표시된 사진&#10;&#10;자동 생성된 설명"/>
+                    <pic:cNvPicPr/>
+                  </pic:nvPicPr>
+                  <pic:blipFill>
+                    <a:blip r:embed="rId19"/>
+                    <a:stretch>
+                      <a:fillRect/>
+                    </a:stretch>
+                  </pic:blipFill>
+                  <pic:spPr>
+                    <a:xfrm>
+                      <a:off x="0" y="0"/>
+                      <a:ext cx="1333686" cy="1419423"/>
+                    </a:xfrm>
+                    <a:prstGeom prst="rect">
+                      <a:avLst/>
+                    </a:prstGeom>
+                  </pic:spPr>
+                </pic:pic>
+              </a:graphicData>
+            </a:graphic>
+          </wp:inline>
+        </w:drawing>
+      </w:r>
+    </w:p>
+    <w:p>
+      <w:pPr>
+        <w:rPr>
+          <w:rFonts w:hint="eastAsia"/>
+        </w:rPr>
+      </w:pPr>
+    </w:p>
     <w:tbl>
       <w:tblPr>
         <w:tblStyle w:val="12"/>
@@ -672,7 +1089,6 @@
                 <w:rFonts w:hint="eastAsia"/>
                 <w:b/>
               </w:rPr>
-              <w:lastRenderedPageBreak/>
               <w:t>문제점 정리</w:t>
             </w:r>
           </w:p>
@@ -777,11 +1193,6 @@
             <w:tcW w:w="2254" w:type="dxa"/>
           </w:tcPr>
           <w:p>
-            <w:pPr>
-              <w:rPr>
-                <w:rFonts w:hint="eastAsia"/>
-              </w:rPr>
-            </w:pPr>
             <w:r>
               <w:rPr>
                 <w:rFonts w:hint="eastAsia"/>
@@ -898,25 +1309,16 @@
             <w:gridSpan w:val="3"/>
           </w:tcPr>
           <w:p>
+            <w:pPr>
+              <w:rPr>
+                <w:rFonts w:hint="eastAsia"/>
+              </w:rPr>
+            </w:pPr>
             <w:r>
               <w:rPr>
                 <w:rFonts w:hint="eastAsia"/>
               </w:rPr>
               <w:t>인벤토리 완성</w:t>
-            </w:r>
-          </w:p>
-          <w:p>
-            <w:r>
-              <w:rPr>
-                <w:rFonts w:hint="eastAsia"/>
-              </w:rPr>
-              <w:t xml:space="preserve">소모성 </w:t>
-            </w:r>
-            <w:r>
-              <w:rPr>
-                <w:rFonts w:hint="eastAsia"/>
-              </w:rPr>
-              <w:t>아이템 제작</w:t>
             </w:r>
           </w:p>
           <w:p/>
@@ -976,7 +1378,7 @@
     </w:tbl>
     <w:p/>
     <w:sectPr>
-      <w:headerReference w:type="default" r:id="rId13"/>
+      <w:headerReference w:type="default" r:id="rId20"/>
       <w:pgSz w:w="11906" w:h="16838"/>
       <w:pgMar w:top="1701" w:right="1440" w:bottom="1440" w:left="1440" w:header="851" w:footer="992" w:gutter="0"/>
       <w:cols w:space="720"/>
